--- a/1. FLOODSENSE-MAIN/MAIN FILESS/FloodSense_Chapters_1_and_2_and_3_MAIN.docx
+++ b/1. FLOODSENSE-MAIN/MAIN FILESS/FloodSense_Chapters_1_and_2_and_3_MAIN.docx
@@ -812,7 +812,6 @@
           <w:ilvl w:val="0"/>
           <w:numId w:val="1"/>
         </w:numPr>
-        <w:ind w:firstLine="720"/>
       </w:pPr>
       <w:r>
         <w:rPr>
@@ -992,12 +991,21 @@
           <w:rFonts w:eastAsia="Arial"/>
         </w:rPr>
       </w:pPr>
+      <w:bookmarkStart w:id="0" w:name="_Hlk242526596"/>
       <w:r>
         <w:rPr>
           <w:rFonts w:eastAsia="Arial"/>
           <w:b/>
         </w:rPr>
-        <w:t>Dynamic GIS Map and Check My Area Module.</w:t>
+        <w:t>Dynamic GIS Map and Check My Area Module</w:t>
+      </w:r>
+      <w:bookmarkEnd w:id="0"/>
+      <w:r>
+        <w:rPr>
+          <w:rFonts w:eastAsia="Arial"/>
+          <w:b/>
+        </w:rPr>
+        <w:t>.</w:t>
       </w:r>
       <w:r>
         <w:rPr>
@@ -1099,12 +1107,21 @@
           <w:rFonts w:eastAsia="Arial"/>
         </w:rPr>
       </w:pPr>
+      <w:bookmarkStart w:id="1" w:name="_Hlk242526755"/>
       <w:r>
         <w:rPr>
           <w:rFonts w:eastAsia="Arial"/>
           <w:b/>
         </w:rPr>
-        <w:t>PostgreSQL and PostGIS Database Module.</w:t>
+        <w:t>PostgreSQL and PostGIS Database Module</w:t>
+      </w:r>
+      <w:bookmarkEnd w:id="1"/>
+      <w:r>
+        <w:rPr>
+          <w:rFonts w:eastAsia="Arial"/>
+          <w:b/>
+        </w:rPr>
+        <w:t>.</w:t>
       </w:r>
       <w:r>
         <w:rPr>
@@ -2011,6 +2028,8 @@
                                 <w:sz w:val="14"/>
                               </w:rPr>
                             </w:pPr>
+                            <w:bookmarkStart w:id="2" w:name="_Hlk242526856"/>
+                            <w:bookmarkStart w:id="3" w:name="_Hlk242526857"/>
                             <w:r>
                               <w:rPr>
                                 <w:rFonts w:cs="Arial"/>
@@ -2042,6 +2061,8 @@
                               </w:rPr>
                               <w:t>Approved rainfall references</w:t>
                             </w:r>
+                            <w:bookmarkEnd w:id="2"/>
+                            <w:bookmarkEnd w:id="3"/>
                           </w:p>
                         </w:txbxContent>
                       </wps:txbx>
@@ -2075,6 +2096,8 @@
                           <w:sz w:val="14"/>
                         </w:rPr>
                       </w:pPr>
+                      <w:bookmarkStart w:id="4" w:name="_Hlk242526856"/>
+                      <w:bookmarkStart w:id="5" w:name="_Hlk242526857"/>
                       <w:r>
                         <w:rPr>
                           <w:rFonts w:cs="Arial"/>
@@ -2106,6 +2129,8 @@
                         </w:rPr>
                         <w:t>Approved rainfall references</w:t>
                       </w:r>
+                      <w:bookmarkEnd w:id="4"/>
+                      <w:bookmarkEnd w:id="5"/>
                     </w:p>
                   </w:txbxContent>
                 </v:textbox>
@@ -2410,6 +2435,8 @@
                                 <w:sz w:val="12"/>
                               </w:rPr>
                             </w:pPr>
+                            <w:bookmarkStart w:id="6" w:name="_Hlk242526871"/>
+                            <w:bookmarkStart w:id="7" w:name="_Hlk242526872"/>
                             <w:r>
                               <w:rPr>
                                 <w:rFonts w:cs="Arial"/>
@@ -2463,6 +2490,8 @@
                               </w:rPr>
                               <w:t>Flood, spatial, preparedness, and center data</w:t>
                             </w:r>
+                            <w:bookmarkEnd w:id="6"/>
+                            <w:bookmarkEnd w:id="7"/>
                           </w:p>
                         </w:txbxContent>
                       </wps:txbx>
@@ -2496,6 +2525,8 @@
                           <w:sz w:val="12"/>
                         </w:rPr>
                       </w:pPr>
+                      <w:bookmarkStart w:id="8" w:name="_Hlk242526871"/>
+                      <w:bookmarkStart w:id="9" w:name="_Hlk242526872"/>
                       <w:r>
                         <w:rPr>
                           <w:rFonts w:cs="Arial"/>
@@ -2549,6 +2580,8 @@
                         </w:rPr>
                         <w:t>Flood, spatial, preparedness, and center data</w:t>
                       </w:r>
+                      <w:bookmarkEnd w:id="8"/>
+                      <w:bookmarkEnd w:id="9"/>
                     </w:p>
                   </w:txbxContent>
                 </v:textbox>
@@ -9126,7 +9159,16 @@
           <w:rFonts w:eastAsia="Arial"/>
           <w:color w:val="000000"/>
         </w:rPr>
-        <w:t>The National Disaster Risk Reduction and Management Council's National Disaster Response Plan identifies institutional responsibilities and coordinated actions for hydro-meteorological hazards (NDRRMC, 2024). The plan reinforces that warnings, response decisions, and emergency coordination belong to authorized government mechanisms. FloodSense may support pre-event understanding and preparedness, but residents must continue to follow PAGASA, local disaster offices, barangay authorities, and emergency responders during an actual event.</w:t>
+        <w:t xml:space="preserve">The National Disaster Risk Reduction and Management Council's National Disaster Response Plan identifies institutional responsibilities and coordinated actions for hydro-meteorological hazards (NDRRMC, 2024). The plan </w:t>
+      </w:r>
+      <w:bookmarkStart w:id="10" w:name="_GoBack"/>
+      <w:bookmarkEnd w:id="10"/>
+      <w:r>
+        <w:rPr>
+          <w:rFonts w:eastAsia="Arial"/>
+          <w:color w:val="000000"/>
+        </w:rPr>
+        <w:t>reinforces that warnings, response decisions, and emergency coordination belong to authorized government mechanisms. FloodSense may support pre-event understanding and preparedness, but residents must continue to follow PAGASA, local disaster offices, barangay authorities, and emergency responders during an actual event.</w:t>
       </w:r>
     </w:p>
     <w:p>
@@ -10482,12 +10524,12 @@
               <w:ind w:firstLine="0"/>
               <w:jc w:val="left"/>
             </w:pPr>
-            <w:bookmarkStart w:id="0" w:name="_Hlk240920913"/>
+            <w:bookmarkStart w:id="11" w:name="_Hlk240920913"/>
             <w:r>
               <w:t>FloodAdapt: An Open-Source Application for Flood-Risk Scenario Modeling and Adaptation Planning</w:t>
             </w:r>
           </w:p>
-          <w:bookmarkEnd w:id="0"/>
+          <w:bookmarkEnd w:id="11"/>
           <w:p>
             <w:pPr>
               <w:spacing w:line="240" w:lineRule="auto"/>
@@ -15715,12 +15757,7 @@
     </w:p>
     <w:p>
       <w:r>
-        <w:t>The preliminary surveys are limited by their small, nonrandom or undocumented selection procedures and uncertain overlap. The second report contains design recommendations that are not implemented FloodSense capabilities. The prototype also lacks an approved operational susceptibility dataset, completed resident accounts, resident-facing nearby-center discovery, fixed-schema CSV exchange, completed formal system evaluation, and production deployment. These limitations bound</w:t>
-      </w:r>
-      <w:bookmarkStart w:id="1" w:name="_GoBack"/>
-      <w:bookmarkEnd w:id="1"/>
-      <w:r>
-        <w:t xml:space="preserve"> the interpretation of demonstrations and future findings.</w:t>
+        <w:t>The preliminary surveys are limited by their small, nonrandom or undocumented selection procedures and uncertain overlap. The second report contains design recommendations that are not implemented FloodSense capabilities. The prototype also lacks an approved operational susceptibility dataset, completed resident accounts, resident-facing nearby-center discovery, fixed-schema CSV exchange, completed formal system evaluation, and production deployment. These limitations bound the interpretation of demonstrations and future findings.</w:t>
       </w:r>
     </w:p>
     <w:p>
@@ -28235,7 +28272,7 @@
 </file>
 
 <file path=customXml/itemProps1.xml><?xml version="1.0" encoding="utf-8"?>
-<ds:datastoreItem xmlns:ds="http://schemas.openxmlformats.org/officeDocument/2006/customXml" ds:itemID="{79AA42B8-4036-4CF7-BFC3-944D8206603B}">
+<ds:datastoreItem xmlns:ds="http://schemas.openxmlformats.org/officeDocument/2006/customXml" ds:itemID="{7F269E43-5057-434A-BC66-6DDC9E6923F7}">
   <ds:schemaRefs>
     <ds:schemaRef ds:uri="http://schemas.openxmlformats.org/officeDocument/2006/bibliography"/>
   </ds:schemaRefs>
